--- a/outputs/ats/software_engineering/brief/topographic_classic/docx/dheeraj_chand_software_engineering_brief_topographic_classic.docx
+++ b/outputs/ats/software_engineering/brief/topographic_classic/docx/dheeraj_chand_software_engineering_brief_topographic_classic.docx
@@ -33,6 +33,19 @@
     <w:p>
       <w:r>
         <w:t>Software engineer with 20+ years building full-stack systems for data-intensive applications. I architected FLEEM — a Twilio-based polling system handling 10,000+ simultaneous calls — and a redistricting platform with real-time collaborative editing serving 13,000 analysts.</w:t>
+      </w:r>
+    </w:p>
+    <w:p>
+      <w:pPr>
+        <w:pStyle w:val="Heading2"/>
+      </w:pPr>
+      <w:r>
+        <w:t>CORE COMPETENCIES</w:t>
+      </w:r>
+    </w:p>
+    <w:p>
+      <w:r>
+        <w:t>Programming and Development • Cloud &amp; DevOps • Data Infrastructure</w:t>
       </w:r>
     </w:p>
     <w:p>
@@ -108,6 +121,24 @@
         <w:pStyle w:val="Heading3"/>
       </w:pPr>
       <w:r>
+        <w:t>Data Products Manager - Helm/Murmuration (Austin, TX) | 2021 - 2023</w:t>
+      </w:r>
+    </w:p>
+    <w:p>
+      <w:r>
+        <w:t>Democratic Electoral Technology</w:t>
+      </w:r>
+    </w:p>
+    <w:p>
+      <w:r>
+        <w:t>• Designed and built Civic Graph — a federated medallion architecture data warehouse harmonizing behavioral, attitudinal, demographic, econometric, and geographical data from state, federal, and international agencies into a unified analytical layer</w:t>
+      </w:r>
+    </w:p>
+    <w:p>
+      <w:pPr>
+        <w:pStyle w:val="Heading3"/>
+      </w:pPr>
+      <w:r>
         <w:t>Software Engineer - Mautinoa Technologies (Austin, TX) | 2016 - 2018</w:t>
       </w:r>
     </w:p>
@@ -169,6 +200,24 @@
     </w:p>
     <w:p>
       <w:pPr>
+        <w:pStyle w:val="Heading3"/>
+      </w:pPr>
+      <w:r>
+        <w:t>Interim Technology Manager - The Praxis Project (Washington, DC) | April 2009 - October 2009</w:t>
+      </w:r>
+    </w:p>
+    <w:p>
+      <w:r>
+        <w:t>Public Health Technology</w:t>
+      </w:r>
+    </w:p>
+    <w:p>
+      <w:r>
+        <w:t>• Managed technology infrastructure for a public health advocacy organization</w:t>
+      </w:r>
+    </w:p>
+    <w:p>
+      <w:pPr>
         <w:pStyle w:val="Heading2"/>
       </w:pPr>
       <w:r>
@@ -189,16 +238,6 @@
       </w:r>
     </w:p>
     <w:p>
-      <w:r>
-        <w:t>Technologies: Python, GeoDjango, PostGIS, PySpark, Apache Sedona, Databricks, Hydra, Pydantic, Snowflake, Census API</w:t>
-      </w:r>
-    </w:p>
-    <w:p>
-      <w:r>
-        <w:t>Impact: Foundation infrastructure for all Siege Analytics projects — every analysis pipeline and data product depends on it. Demonstrates commitment to open-source and rigorous engineering practices.</w:t>
-      </w:r>
-    </w:p>
-    <w:p>
       <w:pPr>
         <w:pStyle w:val="Heading3"/>
       </w:pPr>
@@ -209,16 +248,6 @@
     <w:p>
       <w:r>
         <w:t>Cloud-based GeoDjango platform for redistricting analysis with real-time collaborative editing and Census integration, used by 12,847 analysts across 89 organizations during the 2021 redistricting cycle.</w:t>
-      </w:r>
-    </w:p>
-    <w:p>
-      <w:r>
-        <w:t>Technologies: GeoDjango, PostGIS, AWS, Docker, React, Python, Redis, WebSockets</w:t>
-      </w:r>
-    </w:p>
-    <w:p>
-      <w:r>
-        <w:t>Impact: Reduced mapping costs by 73.5%, saving organizations $4.7M. Made redistricting analysis accessible to organizations that previously couldn't afford it.</w:t>
       </w:r>
     </w:p>
     <w:p>
@@ -255,6 +284,29 @@
     <w:p>
       <w:r>
         <w:t>• Designed ETL pipelines using PySpark, dbt, Databricks, and PostgreSQL/PostGIS — processing large-scale geospatial datasets with automated quality monitoring.</w:t>
+      </w:r>
+    </w:p>
+    <w:p>
+      <w:pPr>
+        <w:pStyle w:val="Heading2"/>
+      </w:pPr>
+      <w:r>
+        <w:t>TECHNICAL SKILLS</w:t>
+      </w:r>
+    </w:p>
+    <w:p>
+      <w:r>
+        <w:t>PROGRAMMING AND DEVELOPMENT Python, R, SQL/PostGIS, JavaScript, Java, Other Technologies</w:t>
+      </w:r>
+    </w:p>
+    <w:p>
+      <w:r>
+        <w:t>CLOUD &amp; DEVOPS AWS, Containerization, Monitoring, CI/CD</w:t>
+      </w:r>
+    </w:p>
+    <w:p>
+      <w:r>
+        <w:t>DATA INFRASTRUCTURE Processing, Pipelines, Storage, Streaming</w:t>
       </w:r>
     </w:p>
     <w:p>
